--- a/assets/docs/lop3/Tieng Viet - Lop 3.docx
+++ b/assets/docs/lop3/Tieng Viet - Lop 3.docx
@@ -11943,7 +11943,7 @@
                 <w:i w:val="0"/>
                 <w:sz w:val="20"/>
               </w:rPr>
-              <w:t>Đọc: Cóc kiện trời / Nói và nghe: Kể chuyện Cóc kiện trời</w:t>
+              <w:t>Đọc: Cóc kiện Trời / Nói và nghe: Kể chuyện Cóc kiện trời</w:t>
             </w:r>
           </w:p>
         </w:tc>
@@ -19222,7 +19222,7 @@
                 <w:i w:val="0"/>
                 <w:sz w:val="20"/>
               </w:rPr>
-              <w:t>Đọc: Ngọn lửa Ô- lim - Pich / Nói và nghe: Kể chuyện Đất quý, đất yêu</w:t>
+              <w:t>Đọc: Ngọn lửa Ô-lim-pích / Nói và nghe: Kể chuyện Đất quý, đất yêu</w:t>
             </w:r>
           </w:p>
         </w:tc>
